--- a/documentos/Manual_Wizard_Acreditacion_Operaciones.docx
+++ b/documentos/Manual_Wizard_Acreditacion_Operaciones.docx
@@ -63,7 +63,7 @@
           <w:sz w:val="22"/>
           <w:szCs w:val="22"/>
         </w:rPr>
-        <w:t>Fecha: 10 de julio de 2026 (actualizado 14 de julio de 2026)</w:t>
+        <w:t>Fecha: 10 de julio de 2026 (actualizado 14 de julio de 2026, actualizado 15 de julio de 2026)</w:t>
       </w:r>
     </w:p>
     <w:p>
@@ -242,7 +242,7 @@
           <w:sz w:val="22"/>
           <w:szCs w:val="22"/>
         </w:rPr>
-        <w:t xml:space="preserve">En “Mis datos”, elige tu tipo de empresa (Pymes, Estatal, CNA o Sucursal Extranjera); al elegirlo aparece la lista de documentos que te corresponde subir. Escribe el nombre de tu empresa (obligatorio) y, si tienes NIT a mano, escríbelo — debe tener exactamente 11 números.</w:t>
+        <w:t xml:space="preserve">En “Mis datos”, elige tu tipo de empresa (Pymes, Estatal, CNA o Sucursal Extranjera); al elegirlo aparece la lista de documentos que te corresponde subir. Escribe el nombre de tu empresa (obligatorio) y, si tienes NIT a mano, escríbelo — debe tener exactamente 11 números. (Para el certificado de no adeudo puedes subir el certificado en sí, o en su lugar el último comprobante de pago a la ONAT.)</w:t>
       </w:r>
     </w:p>
     <w:p>
@@ -266,7 +266,7 @@
           <w:sz w:val="22"/>
           <w:szCs w:val="22"/>
         </w:rPr>
-        <w:t xml:space="preserve">En “Solicitud”, indica qué combustible necesitas, cuánto, y elige forma de pago y presupuesto disponible. Puedes agregar varios productos con el botón “+ Agregar producto”.</w:t>
+        <w:t xml:space="preserve">En “Solicitud”, indica qué combustible necesitas, cuánto, y elige forma de pago y presupuesto disponible. Puedes agregar varios productos con el botón “+ Agregar producto”. La cantidad va con su unidad (litro o galón, según la factura) y no puede ser cero ni negativa; la gasolina solo admite envase Isotanque.</w:t>
       </w:r>
     </w:p>
     <w:p>
@@ -523,7 +523,7 @@
           <w:sz w:val="22"/>
           <w:szCs w:val="22"/>
         </w:rPr>
-        <w:t xml:space="preserve">En “Mis datos” completa el nombre de tu empresa, país, clasificación (Productor/Comerciante) y los 5 documentos requeridos.</w:t>
+        <w:t xml:space="preserve">En “Mis datos” completa el nombre de tu empresa, país, clasificación (Productor/Comerciante) y los documentos requeridos: escritura de constitución, inscripción en registro mercantil, poder acreditativo, certificado de cuenta bancaria, perfil de la compañía y solvencia/reporte financiero (el código MINCEX se pide como dato de texto, no como documento; los documentos no deben tener más de un año de antigüedad).</w:t>
       </w:r>
     </w:p>
     <w:p>
@@ -547,7 +547,7 @@
           <w:sz w:val="22"/>
           <w:szCs w:val="22"/>
         </w:rPr>
-        <w:t xml:space="preserve">En “Oferta”, arma tu cotización: elige el producto real del desplegable, cantidad, envase, precio; agrega flete y seguro — el total se calcula solo.</w:t>
+        <w:t xml:space="preserve">En “Oferta”, arma tu cotización: elige el producto real del desplegable, cantidad, unidad (litro o galón), envase (la gasolina solo admite Isotanque), precio; agrega flete y seguro — el total se calcula solo. Esta oferta es para el catálogo/difusión pública; el detalle real de cada venta a un cliente concreto se completa después, en “Solicitud”.</w:t>
       </w:r>
     </w:p>
     <w:p>
@@ -576,7 +576,7 @@
     <w:p>
       <w:pPr/>
       <w:r>
-        <w:t>5. Si elegiste cartera, clientes nuevos o consignación, aparece un paso opcional “Documentos del embarque”: país de origen, certificados que aplican a todo el envío, y — por cada cliente — su número de BL/AWB y sus documentos propios (oferta firmada, factura comercial, lista de empaque, permisos). Puedes dejarlo en blanco y completarlo después.</w:t>
+        <w:t>5. Si elegiste cartera, clientes nuevos o consignación (con al menos un cliente marcado, uno solo ya alcanza), aparece un paso más, “Solicitud” (opcional): país de origen y certificados que aplican a todo el envío, y — por cada cliente — sus costos propios (producto, cantidad, unidad, precio específicos de ese cliente, no repetidos de la oferta de catálogo) y su número de BL/AWB (se guarda siempre en MAYÚSCULAS) con sus documentos propios (oferta firmada, factura comercial, lista de empaque, permisos). Puedes dejar los costos y/o los documentos en blanco y completarlos después.</w:t>
       </w:r>
     </w:p>
     <w:p>
@@ -605,7 +605,7 @@
     <w:p>
       <w:pPr/>
       <w:r>
-        <w:t>Qué pasa al enviar con clientes reales: además de tu oferta, se crea una importación real con una Orden de Compra en borrador por cada cliente (con el precio de tu oferta ya cargado) — el equipo comercial la revisa, la completa y la aprueba; tú no tienes que volver a escribir esos datos.</w:t>
+        <w:t>Qué pasa al enviar con clientes reales: además de tu oferta de catálogo, se crea una importación real con una Orden de Compra en borrador por cada cliente, ya con los productos, cantidades y precios que le cargaste a ESE cliente en “Solicitud” — el equipo comercial la revisa, la completa y la aprueba; tú no tienes que volver a escribir esos datos.</w:t>
       </w:r>
     </w:p>
     <w:p>
@@ -637,7 +637,7 @@
           <w:sz w:val="22"/>
           <w:szCs w:val="22"/>
         </w:rPr>
-        <w:t>Pulsa “Importar” igual que el cliente — te lleva directo a “Oferta”, sin repetir Rol/Mis datos. El paso de Clientes y Documentos del embarque funcionan igual que la primera vez.</w:t>
+        <w:t>Pulsa “Importar” igual que el cliente — te lleva directo a “Oferta”, sin repetir Rol/Mis datos. El paso de Clientes y Solicitud funcionan igual que la primera vez.</w:t>
       </w:r>
     </w:p>
     <w:p>
@@ -11239,7 +11239,369 @@
         <w:rPr>
           <w:rFonts w:ascii="Arial" w:cs="Arial" w:eastAsia="Arial" w:hAnsi="Arial"/>
         </w:rPr>
-        <w:t>4.5 Pendiente — no marcado como resuelto todavía</w:t>
+        <w:t>4.5 Proveedor y cliente — 10 incidencias + reestructuración Oferta/Solicitud (2026-07-15)</w:t>
+      </w:r>
+    </w:p>
+    <w:p>
+      <w:pPr>
+        <w:spacing w:after="130"/>
+        <w:ind w:left="200"/>
+      </w:pPr>
+      <w:r>
+        <w:rPr>
+          <w:rFonts w:ascii="Arial" w:cs="Arial" w:eastAsia="Arial" w:hAnsi="Arial"/>
+          <w:b/>
+          <w:bCs/>
+          <w:color w:val="1B7A43"/>
+          <w:sz w:val="24"/>
+          <w:szCs w:val="24"/>
+        </w:rPr>
+        <w:t xml:space="preserve">☑  </w:t>
+      </w:r>
+      <w:r>
+        <w:rPr>
+          <w:rFonts w:ascii="Arial" w:cs="Arial" w:eastAsia="Arial" w:hAnsi="Arial"/>
+          <w:sz w:val="22"/>
+          <w:szCs w:val="22"/>
+        </w:rPr>
+        <w:t xml:space="preserve">Unidad de medida del volumen (litro/galón) agregada como selector real en las 3 tablas de líneas de producto (Solicitud del cliente, Oferta del proveedor, Solicitud/costos por cliente) — antes no existía el campo en dos de los tres modelos.</w:t>
+      </w:r>
+    </w:p>
+    <w:p>
+      <w:pPr>
+        <w:spacing w:after="130"/>
+        <w:ind w:left="200"/>
+      </w:pPr>
+      <w:r>
+        <w:rPr>
+          <w:rFonts w:ascii="Arial" w:cs="Arial" w:eastAsia="Arial" w:hAnsi="Arial"/>
+          <w:b/>
+          <w:bCs/>
+          <w:color w:val="1B7A43"/>
+          <w:sz w:val="24"/>
+          <w:szCs w:val="24"/>
+        </w:rPr>
+        <w:t xml:space="preserve">☑  </w:t>
+      </w:r>
+      <w:r>
+        <w:rPr>
+          <w:rFonts w:ascii="Arial" w:cs="Arial" w:eastAsia="Arial" w:hAnsi="Arial"/>
+          <w:sz w:val="22"/>
+          <w:szCs w:val="22"/>
+        </w:rPr>
+        <w:t xml:space="preserve">País no seleccionable al acreditar un proveedor: no era un bug de ese selector en sí, sino que el modelo en.import.request.client daba “Error de acceso” por falta de permisos (import y seguridad nunca conectados al módulo) — corregido, confirmado en local y en el servidor real.</w:t>
+      </w:r>
+    </w:p>
+    <w:p>
+      <w:pPr>
+        <w:spacing w:after="130"/>
+        <w:ind w:left="200"/>
+      </w:pPr>
+      <w:r>
+        <w:rPr>
+          <w:rFonts w:ascii="Arial" w:cs="Arial" w:eastAsia="Arial" w:hAnsi="Arial"/>
+          <w:b/>
+          <w:bCs/>
+          <w:color w:val="1B7A43"/>
+          <w:sz w:val="24"/>
+          <w:szCs w:val="24"/>
+        </w:rPr>
+        <w:t xml:space="preserve">☑  </w:t>
+      </w:r>
+      <w:r>
+        <w:rPr>
+          <w:rFonts w:ascii="Arial" w:cs="Arial" w:eastAsia="Arial" w:hAnsi="Arial"/>
+          <w:sz w:val="22"/>
+          <w:szCs w:val="22"/>
+        </w:rPr>
+        <w:t xml:space="preserve">Documentos del proveedor ya no se mezclan con los del cliente al acreditar una contraparte, y viceversa — se revisaron ambos sentidos, incluido un caso límite de edición de cliente abandonada a medias.</w:t>
+      </w:r>
+    </w:p>
+    <w:p>
+      <w:pPr>
+        <w:spacing w:after="130"/>
+        <w:ind w:left="200"/>
+      </w:pPr>
+      <w:r>
+        <w:rPr>
+          <w:rFonts w:ascii="Arial" w:cs="Arial" w:eastAsia="Arial" w:hAnsi="Arial"/>
+          <w:b/>
+          <w:bCs/>
+          <w:color w:val="1B7A43"/>
+          <w:sz w:val="24"/>
+          <w:szCs w:val="24"/>
+        </w:rPr>
+        <w:t xml:space="preserve">☑  </w:t>
+      </w:r>
+      <w:r>
+        <w:rPr>
+          <w:rFonts w:ascii="Arial" w:cs="Arial" w:eastAsia="Arial" w:hAnsi="Arial"/>
+          <w:sz w:val="22"/>
+          <w:szCs w:val="22"/>
+        </w:rPr>
+        <w:t xml:space="preserve">Nota de antigüedad máxima (1 año) agregada a los documentos que sube el proveedor.</w:t>
+      </w:r>
+    </w:p>
+    <w:p>
+      <w:pPr>
+        <w:spacing w:after="130"/>
+        <w:ind w:left="200"/>
+      </w:pPr>
+      <w:r>
+        <w:rPr>
+          <w:rFonts w:ascii="Arial" w:cs="Arial" w:eastAsia="Arial" w:hAnsi="Arial"/>
+          <w:b/>
+          <w:bCs/>
+          <w:color w:val="1B7A43"/>
+          <w:sz w:val="24"/>
+          <w:szCs w:val="24"/>
+        </w:rPr>
+        <w:t xml:space="preserve">☑  </w:t>
+      </w:r>
+      <w:r>
+        <w:rPr>
+          <w:rFonts w:ascii="Arial" w:cs="Arial" w:eastAsia="Arial" w:hAnsi="Arial"/>
+          <w:sz w:val="22"/>
+          <w:szCs w:val="22"/>
+        </w:rPr>
+        <w:t xml:space="preserve">Certificado de no adeudo del cliente ahora deja claro que también se acepta el último comprobante de pago a la ONAT.</w:t>
+      </w:r>
+    </w:p>
+    <w:p>
+      <w:pPr>
+        <w:spacing w:after="130"/>
+        <w:ind w:left="200"/>
+      </w:pPr>
+      <w:r>
+        <w:rPr>
+          <w:rFonts w:ascii="Arial" w:cs="Arial" w:eastAsia="Arial" w:hAnsi="Arial"/>
+          <w:b/>
+          <w:bCs/>
+          <w:color w:val="1B7A43"/>
+          <w:sz w:val="24"/>
+          <w:szCs w:val="24"/>
+        </w:rPr>
+        <w:t xml:space="preserve">☑  </w:t>
+      </w:r>
+      <w:r>
+        <w:rPr>
+          <w:rFonts w:ascii="Arial" w:cs="Arial" w:eastAsia="Arial" w:hAnsi="Arial"/>
+          <w:sz w:val="22"/>
+          <w:szCs w:val="22"/>
+        </w:rPr>
+        <w:t xml:space="preserve">Envase Isomódulo ya no está disponible para gasolina en ninguna de las 3 tablas de líneas, con respaldo también en el servidor (se corrige aunque llegue así por fuera del formulario).</w:t>
+      </w:r>
+    </w:p>
+    <w:p>
+      <w:pPr>
+        <w:spacing w:after="130"/>
+        <w:ind w:left="200"/>
+      </w:pPr>
+      <w:r>
+        <w:rPr>
+          <w:rFonts w:ascii="Arial" w:cs="Arial" w:eastAsia="Arial" w:hAnsi="Arial"/>
+          <w:b/>
+          <w:bCs/>
+          <w:color w:val="1B7A43"/>
+          <w:sz w:val="24"/>
+          <w:szCs w:val="24"/>
+        </w:rPr>
+        <w:t xml:space="preserve">☑  </w:t>
+      </w:r>
+      <w:r>
+        <w:rPr>
+          <w:rFonts w:ascii="Arial" w:cs="Arial" w:eastAsia="Arial" w:hAnsi="Arial"/>
+          <w:sz w:val="22"/>
+          <w:szCs w:val="22"/>
+        </w:rPr>
+        <w:t xml:space="preserve">Documento de MINCEX (que no existe) quitado de la lista de documentos del proveedor — el código MINCEX se mantiene como dato de texto, no como archivo a subir.</w:t>
+      </w:r>
+    </w:p>
+    <w:p>
+      <w:pPr>
+        <w:spacing w:after="130"/>
+        <w:ind w:left="200"/>
+      </w:pPr>
+      <w:r>
+        <w:rPr>
+          <w:rFonts w:ascii="Arial" w:cs="Arial" w:eastAsia="Arial" w:hAnsi="Arial"/>
+          <w:b/>
+          <w:bCs/>
+          <w:color w:val="1B7A43"/>
+          <w:sz w:val="24"/>
+          <w:szCs w:val="24"/>
+        </w:rPr>
+        <w:t xml:space="preserve">☑  </w:t>
+      </w:r>
+      <w:r>
+        <w:rPr>
+          <w:rFonts w:ascii="Arial" w:cs="Arial" w:eastAsia="Arial" w:hAnsi="Arial"/>
+          <w:sz w:val="22"/>
+          <w:szCs w:val="22"/>
+        </w:rPr>
+        <w:t xml:space="preserve">Perfil de la compañía y Solvencia/reporte financiero agregados a los documentos del proveedor.</w:t>
+      </w:r>
+    </w:p>
+    <w:p>
+      <w:pPr>
+        <w:spacing w:after="130"/>
+        <w:ind w:left="200"/>
+      </w:pPr>
+      <w:r>
+        <w:rPr>
+          <w:rFonts w:ascii="Arial" w:cs="Arial" w:eastAsia="Arial" w:hAnsi="Arial"/>
+          <w:b/>
+          <w:bCs/>
+          <w:color w:val="1B7A43"/>
+          <w:sz w:val="24"/>
+          <w:szCs w:val="24"/>
+        </w:rPr>
+        <w:t xml:space="preserve">☑  </w:t>
+      </w:r>
+      <w:r>
+        <w:rPr>
+          <w:rFonts w:ascii="Arial" w:cs="Arial" w:eastAsia="Arial" w:hAnsi="Arial"/>
+          <w:sz w:val="22"/>
+          <w:szCs w:val="22"/>
+        </w:rPr>
+        <w:t xml:space="preserve">El envío del wizard ahora muestra el motivo real del error cuando algo falla (por ejemplo, NIT duplicado) en vez de un genérico “Inténtalo de nuevo” — el servidor captura la excepción, hace rollback y devuelve el mensaje real.</w:t>
+      </w:r>
+    </w:p>
+    <w:p>
+      <w:pPr>
+        <w:spacing w:after="130"/>
+        <w:ind w:left="200"/>
+      </w:pPr>
+      <w:r>
+        <w:rPr>
+          <w:rFonts w:ascii="Arial" w:cs="Arial" w:eastAsia="Arial" w:hAnsi="Arial"/>
+          <w:b/>
+          <w:bCs/>
+          <w:color w:val="1B7A43"/>
+          <w:sz w:val="24"/>
+          <w:szCs w:val="24"/>
+        </w:rPr>
+        <w:t xml:space="preserve">☑  </w:t>
+      </w:r>
+      <w:r>
+        <w:rPr>
+          <w:rFonts w:ascii="Arial" w:cs="Arial" w:eastAsia="Arial" w:hAnsi="Arial"/>
+          <w:sz w:val="22"/>
+          <w:szCs w:val="22"/>
+        </w:rPr>
+        <w:t xml:space="preserve">Reestructuración de fondo: la Oferta del proveedor ya no se copia igual a todos los clientes. Ahora Oferta queda como catálogo/difusión pública, y un nuevo paso “Solicitud” permite cargar, por cada cliente, sus propios productos, cantidades y precios — cada Orden de Compra se crea con los datos de SU cliente, verificado en base de datos tanto en local como en el servidor real.</w:t>
+      </w:r>
+    </w:p>
+    <w:p>
+      <w:pPr>
+        <w:spacing w:after="130"/>
+        <w:ind w:left="200"/>
+      </w:pPr>
+      <w:r>
+        <w:rPr>
+          <w:rFonts w:ascii="Arial" w:cs="Arial" w:eastAsia="Arial" w:hAnsi="Arial"/>
+          <w:b/>
+          <w:bCs/>
+          <w:color w:val="1B7A43"/>
+          <w:sz w:val="24"/>
+          <w:szCs w:val="24"/>
+        </w:rPr>
+        <w:t xml:space="preserve">☑  </w:t>
+      </w:r>
+      <w:r>
+        <w:rPr>
+          <w:rFonts w:ascii="Arial" w:cs="Arial" w:eastAsia="Arial" w:hAnsi="Arial"/>
+          <w:sz w:val="22"/>
+          <w:szCs w:val="22"/>
+        </w:rPr>
+        <w:t xml:space="preserve">Cantidad y precio de las líneas de producto ya no aceptan valores negativos ni cero, en las 3 tablas — bloqueado en el formulario y también como respaldo en el servidor.</w:t>
+      </w:r>
+    </w:p>
+    <w:p>
+      <w:pPr>
+        <w:spacing w:after="130"/>
+        <w:ind w:left="200"/>
+      </w:pPr>
+      <w:r>
+        <w:rPr>
+          <w:rFonts w:ascii="Arial" w:cs="Arial" w:eastAsia="Arial" w:hAnsi="Arial"/>
+          <w:b/>
+          <w:bCs/>
+          <w:color w:val="1B7A43"/>
+          <w:sz w:val="24"/>
+          <w:szCs w:val="24"/>
+        </w:rPr>
+        <w:t xml:space="preserve">☑  </w:t>
+      </w:r>
+      <w:r>
+        <w:rPr>
+          <w:rFonts w:ascii="Arial" w:cs="Arial" w:eastAsia="Arial" w:hAnsi="Arial"/>
+          <w:sz w:val="22"/>
+          <w:szCs w:val="22"/>
+        </w:rPr>
+        <w:t xml:space="preserve">Número de BL/AWB se guarda siempre en MAYÚSCULAS, sin importar cómo lo escriba el usuario.</w:t>
+      </w:r>
+    </w:p>
+    <w:p>
+      <w:pPr>
+        <w:spacing w:after="130"/>
+        <w:ind w:left="200"/>
+      </w:pPr>
+      <w:r>
+        <w:rPr>
+          <w:rFonts w:ascii="Arial" w:cs="Arial" w:eastAsia="Arial" w:hAnsi="Arial"/>
+          <w:b/>
+          <w:bCs/>
+          <w:color w:val="1B7A43"/>
+          <w:sz w:val="24"/>
+          <w:szCs w:val="24"/>
+        </w:rPr>
+        <w:t xml:space="preserve">☑  </w:t>
+      </w:r>
+      <w:r>
+        <w:rPr>
+          <w:rFonts w:ascii="Arial" w:cs="Arial" w:eastAsia="Arial" w:hAnsi="Arial"/>
+          <w:sz w:val="22"/>
+          <w:szCs w:val="22"/>
+        </w:rPr>
+        <w:t xml:space="preserve">Se corrigieron 3 problemas de arranque del módulo backend que llevaban tiempo sin conectarse (imports de modelos, permisos de acceso, vistas no cargadas en el manifiesto) — eran la causa real de varios de los síntomas reportados, no bugs de lógica de negocio.</w:t>
+      </w:r>
+    </w:p>
+    <w:p>
+      <w:pPr>
+        <w:spacing w:after="130"/>
+        <w:ind w:left="200"/>
+      </w:pPr>
+      <w:r>
+        <w:rPr>
+          <w:rFonts w:ascii="Arial" w:cs="Arial" w:eastAsia="Arial" w:hAnsi="Arial"/>
+          <w:b/>
+          <w:bCs/>
+          <w:color w:val="1B7A43"/>
+          <w:sz w:val="24"/>
+          <w:szCs w:val="24"/>
+        </w:rPr>
+        <w:t xml:space="preserve">☑  </w:t>
+      </w:r>
+      <w:r>
+        <w:rPr>
+          <w:rFonts w:ascii="Arial" w:cs="Arial" w:eastAsia="Arial" w:hAnsi="Arial"/>
+          <w:sz w:val="22"/>
+          <w:szCs w:val="22"/>
+        </w:rPr>
+        <w:t xml:space="preserve">Validado de punta a punta dos veces: en el entorno local y en el servidor real (192.168.1.247), con verificación directa en la base de datos de cada servidor — sin dejar datos de prueba residuales relevantes sin identificar (todos los registros de prueba llevan el prefijo QA/QA-SRV).</w:t>
+      </w:r>
+    </w:p>
+    <w:p>
+      <w:pPr>
+        <w:pStyle w:val="Heading2"/>
+        <w:spacing w:after="160" w:before="300"/>
+      </w:pPr>
+      <w:r>
+        <w:rPr>
+          <w:rFonts w:ascii="Arial" w:cs="Arial" w:eastAsia="Arial" w:hAnsi="Arial"/>
+        </w:rPr>
+        <w:t>4.6 Pendiente — no marcado como resuelto todavía</w:t>
       </w:r>
     </w:p>
     <w:p>
